--- a/templates/template_unit_pf_pi.docx
+++ b/templates/template_unit_pf_pi.docx
@@ -409,7 +409,7 @@
             <w:pPr>
               <w:pStyle w:val="TableContents"/>
               <w:suppressAutoHyphens w:val="true"/>
-              <w:overflowPunct w:val="true"/>
+              <w:overflowPunct w:val="false"/>
               <w:bidi w:val="0"/>
               <w:spacing w:before="0" w:after="0"/>
               <w:jc w:val="center"/>
@@ -435,7 +435,7 @@
             <w:pPr>
               <w:pStyle w:val="TableContents"/>
               <w:suppressAutoHyphens w:val="true"/>
-              <w:overflowPunct w:val="true"/>
+              <w:overflowPunct w:val="false"/>
               <w:bidi w:val="0"/>
               <w:spacing w:before="0" w:after="0"/>
               <w:jc w:val="center"/>
@@ -461,7 +461,7 @@
             <w:pPr>
               <w:pStyle w:val="TableContents"/>
               <w:suppressAutoHyphens w:val="true"/>
-              <w:overflowPunct w:val="true"/>
+              <w:overflowPunct w:val="false"/>
               <w:bidi w:val="0"/>
               <w:spacing w:before="0" w:after="0"/>
               <w:jc w:val="center"/>
@@ -487,7 +487,7 @@
             <w:pPr>
               <w:pStyle w:val="TableContents"/>
               <w:suppressAutoHyphens w:val="true"/>
-              <w:overflowPunct w:val="true"/>
+              <w:overflowPunct w:val="false"/>
               <w:bidi w:val="0"/>
               <w:spacing w:before="0" w:after="0"/>
               <w:jc w:val="center"/>
@@ -513,7 +513,7 @@
             <w:pPr>
               <w:pStyle w:val="TableContents"/>
               <w:suppressAutoHyphens w:val="true"/>
-              <w:overflowPunct w:val="true"/>
+              <w:overflowPunct w:val="false"/>
               <w:bidi w:val="0"/>
               <w:spacing w:before="0" w:after="0"/>
               <w:jc w:val="center"/>
@@ -539,7 +539,7 @@
             <w:pPr>
               <w:pStyle w:val="TableContents"/>
               <w:suppressAutoHyphens w:val="true"/>
-              <w:overflowPunct w:val="true"/>
+              <w:overflowPunct w:val="false"/>
               <w:bidi w:val="0"/>
               <w:spacing w:before="0" w:after="0"/>
               <w:jc w:val="center"/>
@@ -570,7 +570,7 @@
             <w:pPr>
               <w:pStyle w:val="TableContents"/>
               <w:suppressAutoHyphens w:val="true"/>
-              <w:overflowPunct w:val="true"/>
+              <w:overflowPunct w:val="false"/>
               <w:bidi w:val="0"/>
               <w:spacing w:before="0" w:after="0"/>
               <w:jc w:val="start"/>
@@ -626,7 +626,7 @@
             <w:pPr>
               <w:pStyle w:val="TableContents"/>
               <w:suppressAutoHyphens w:val="true"/>
-              <w:overflowPunct w:val="true"/>
+              <w:overflowPunct w:val="false"/>
               <w:bidi w:val="0"/>
               <w:spacing w:before="0" w:after="0"/>
               <w:jc w:val="start"/>
@@ -682,7 +682,7 @@
             <w:pPr>
               <w:pStyle w:val="TableContents"/>
               <w:suppressAutoHyphens w:val="true"/>
-              <w:overflowPunct w:val="true"/>
+              <w:overflowPunct w:val="false"/>
               <w:bidi w:val="0"/>
               <w:spacing w:before="0" w:after="0"/>
               <w:jc w:val="start"/>
@@ -738,7 +738,7 @@
             <w:pPr>
               <w:pStyle w:val="TableContents"/>
               <w:suppressAutoHyphens w:val="true"/>
-              <w:overflowPunct w:val="true"/>
+              <w:overflowPunct w:val="false"/>
               <w:bidi w:val="0"/>
               <w:spacing w:before="0" w:after="0"/>
               <w:jc w:val="start"/>
@@ -794,7 +794,7 @@
             <w:pPr>
               <w:pStyle w:val="TableContents"/>
               <w:suppressAutoHyphens w:val="true"/>
-              <w:overflowPunct w:val="true"/>
+              <w:overflowPunct w:val="false"/>
               <w:bidi w:val="0"/>
               <w:spacing w:before="0" w:after="0"/>
               <w:jc w:val="start"/>
@@ -850,7 +850,7 @@
             <w:pPr>
               <w:pStyle w:val="TableContents"/>
               <w:suppressAutoHyphens w:val="true"/>
-              <w:overflowPunct w:val="true"/>
+              <w:overflowPunct w:val="false"/>
               <w:bidi w:val="0"/>
               <w:spacing w:before="0" w:after="0"/>
               <w:jc w:val="start"/>
@@ -958,7 +958,7 @@
             <w:pPr>
               <w:pStyle w:val="TableContents"/>
               <w:suppressAutoHyphens w:val="true"/>
-              <w:overflowPunct w:val="true"/>
+              <w:overflowPunct w:val="false"/>
               <w:bidi w:val="0"/>
               <w:spacing w:before="0" w:after="0"/>
               <w:jc w:val="start"/>
@@ -984,7 +984,7 @@
             <w:pPr>
               <w:pStyle w:val="TableContents"/>
               <w:suppressAutoHyphens w:val="true"/>
-              <w:overflowPunct w:val="true"/>
+              <w:overflowPunct w:val="false"/>
               <w:bidi w:val="0"/>
               <w:spacing w:before="0" w:after="0"/>
               <w:jc w:val="start"/>
@@ -1040,7 +1040,7 @@
             <w:pPr>
               <w:pStyle w:val="TableContents"/>
               <w:suppressAutoHyphens w:val="true"/>
-              <w:overflowPunct w:val="true"/>
+              <w:overflowPunct w:val="false"/>
               <w:bidi w:val="0"/>
               <w:spacing w:before="0" w:after="0"/>
               <w:jc w:val="start"/>
@@ -1096,7 +1096,7 @@
             <w:pPr>
               <w:pStyle w:val="TableContents"/>
               <w:suppressAutoHyphens w:val="true"/>
-              <w:overflowPunct w:val="true"/>
+              <w:overflowPunct w:val="false"/>
               <w:bidi w:val="0"/>
               <w:spacing w:before="0" w:after="0"/>
               <w:jc w:val="start"/>
@@ -1152,7 +1152,7 @@
             <w:pPr>
               <w:pStyle w:val="TableContents"/>
               <w:suppressAutoHyphens w:val="true"/>
-              <w:overflowPunct w:val="true"/>
+              <w:overflowPunct w:val="false"/>
               <w:bidi w:val="0"/>
               <w:spacing w:before="0" w:after="0"/>
               <w:jc w:val="start"/>
@@ -1208,7 +1208,7 @@
             <w:pPr>
               <w:pStyle w:val="TableContents"/>
               <w:suppressAutoHyphens w:val="true"/>
-              <w:overflowPunct w:val="true"/>
+              <w:overflowPunct w:val="false"/>
               <w:bidi w:val="0"/>
               <w:spacing w:before="0" w:after="0"/>
               <w:jc w:val="start"/>
@@ -1264,7 +1264,7 @@
             <w:pPr>
               <w:pStyle w:val="TableContents"/>
               <w:suppressAutoHyphens w:val="true"/>
-              <w:overflowPunct w:val="true"/>
+              <w:overflowPunct w:val="false"/>
               <w:bidi w:val="0"/>
               <w:spacing w:before="0" w:after="0"/>
               <w:jc w:val="start"/>
@@ -1372,7 +1372,7 @@
             <w:pPr>
               <w:pStyle w:val="TableContents"/>
               <w:suppressAutoHyphens w:val="true"/>
-              <w:overflowPunct w:val="true"/>
+              <w:overflowPunct w:val="false"/>
               <w:bidi w:val="0"/>
               <w:spacing w:before="0" w:after="0"/>
               <w:jc w:val="start"/>
@@ -1398,7 +1398,7 @@
             <w:pPr>
               <w:pStyle w:val="TableContents"/>
               <w:suppressAutoHyphens w:val="true"/>
-              <w:overflowPunct w:val="true"/>
+              <w:overflowPunct w:val="false"/>
               <w:bidi w:val="0"/>
               <w:spacing w:before="0" w:after="0"/>
               <w:jc w:val="start"/>
@@ -1454,7 +1454,7 @@
             <w:pPr>
               <w:pStyle w:val="TableContents"/>
               <w:suppressAutoHyphens w:val="true"/>
-              <w:overflowPunct w:val="true"/>
+              <w:overflowPunct w:val="false"/>
               <w:bidi w:val="0"/>
               <w:spacing w:before="0" w:after="0"/>
               <w:jc w:val="start"/>
@@ -1510,7 +1510,7 @@
             <w:pPr>
               <w:pStyle w:val="TableContents"/>
               <w:suppressAutoHyphens w:val="true"/>
-              <w:overflowPunct w:val="true"/>
+              <w:overflowPunct w:val="false"/>
               <w:bidi w:val="0"/>
               <w:spacing w:before="0" w:after="0"/>
               <w:jc w:val="start"/>
@@ -1566,7 +1566,7 @@
             <w:pPr>
               <w:pStyle w:val="TableContents"/>
               <w:suppressAutoHyphens w:val="true"/>
-              <w:overflowPunct w:val="true"/>
+              <w:overflowPunct w:val="false"/>
               <w:bidi w:val="0"/>
               <w:spacing w:before="0" w:after="0"/>
               <w:jc w:val="start"/>
@@ -1622,7 +1622,7 @@
             <w:pPr>
               <w:pStyle w:val="TableContents"/>
               <w:suppressAutoHyphens w:val="true"/>
-              <w:overflowPunct w:val="true"/>
+              <w:overflowPunct w:val="false"/>
               <w:bidi w:val="0"/>
               <w:spacing w:before="0" w:after="0"/>
               <w:jc w:val="start"/>
@@ -1678,7 +1678,7 @@
             <w:pPr>
               <w:pStyle w:val="TableContents"/>
               <w:suppressAutoHyphens w:val="true"/>
-              <w:overflowPunct w:val="true"/>
+              <w:overflowPunct w:val="false"/>
               <w:bidi w:val="0"/>
               <w:spacing w:before="0" w:after="0"/>
               <w:jc w:val="start"/>
@@ -1757,7 +1757,7 @@
             <w:pPr>
               <w:pStyle w:val="TableContents"/>
               <w:suppressAutoHyphens w:val="true"/>
-              <w:overflowPunct w:val="true"/>
+              <w:overflowPunct w:val="false"/>
               <w:bidi w:val="0"/>
               <w:spacing w:before="0" w:after="0"/>
               <w:jc w:val="end"/>
@@ -1792,7 +1792,7 @@
             <w:pPr>
               <w:pStyle w:val="TableContents"/>
               <w:suppressAutoHyphens w:val="true"/>
-              <w:overflowPunct w:val="true"/>
+              <w:overflowPunct w:val="false"/>
               <w:bidi w:val="0"/>
               <w:spacing w:before="0" w:after="0"/>
               <w:jc w:val="start"/>
@@ -1818,7 +1818,7 @@
             <w:pPr>
               <w:pStyle w:val="TableContents"/>
               <w:suppressAutoHyphens w:val="true"/>
-              <w:overflowPunct w:val="true"/>
+              <w:overflowPunct w:val="false"/>
               <w:bidi w:val="0"/>
               <w:spacing w:before="0" w:after="0"/>
               <w:jc w:val="start"/>
@@ -1874,7 +1874,7 @@
             <w:pPr>
               <w:pStyle w:val="TableContents"/>
               <w:suppressAutoHyphens w:val="true"/>
-              <w:overflowPunct w:val="true"/>
+              <w:overflowPunct w:val="false"/>
               <w:bidi w:val="0"/>
               <w:spacing w:before="0" w:after="0"/>
               <w:jc w:val="start"/>
@@ -1930,7 +1930,7 @@
             <w:pPr>
               <w:pStyle w:val="TableContents"/>
               <w:suppressAutoHyphens w:val="true"/>
-              <w:overflowPunct w:val="true"/>
+              <w:overflowPunct w:val="false"/>
               <w:bidi w:val="0"/>
               <w:spacing w:before="0" w:after="0"/>
               <w:jc w:val="start"/>
@@ -1986,7 +1986,7 @@
             <w:pPr>
               <w:pStyle w:val="TableContents"/>
               <w:suppressAutoHyphens w:val="true"/>
-              <w:overflowPunct w:val="true"/>
+              <w:overflowPunct w:val="false"/>
               <w:bidi w:val="0"/>
               <w:spacing w:before="0" w:after="0"/>
               <w:jc w:val="start"/>
@@ -2042,7 +2042,7 @@
             <w:pPr>
               <w:pStyle w:val="TableContents"/>
               <w:suppressAutoHyphens w:val="true"/>
-              <w:overflowPunct w:val="true"/>
+              <w:overflowPunct w:val="false"/>
               <w:bidi w:val="0"/>
               <w:spacing w:before="0" w:after="0"/>
               <w:jc w:val="start"/>
@@ -2098,7 +2098,7 @@
             <w:pPr>
               <w:pStyle w:val="TableContents"/>
               <w:suppressAutoHyphens w:val="true"/>
-              <w:overflowPunct w:val="true"/>
+              <w:overflowPunct w:val="false"/>
               <w:bidi w:val="0"/>
               <w:spacing w:before="0" w:after="0"/>
               <w:jc w:val="start"/>
@@ -2202,7 +2202,7 @@
             <w:pPr>
               <w:pStyle w:val="TableContents"/>
               <w:suppressAutoHyphens w:val="true"/>
-              <w:overflowPunct w:val="true"/>
+              <w:overflowPunct w:val="false"/>
               <w:bidi w:val="0"/>
               <w:spacing w:before="0" w:after="0"/>
               <w:jc w:val="start"/>
@@ -2227,7 +2227,7 @@
             <w:pPr>
               <w:pStyle w:val="TableContents"/>
               <w:suppressAutoHyphens w:val="true"/>
-              <w:overflowPunct w:val="true"/>
+              <w:overflowPunct w:val="false"/>
               <w:bidi w:val="0"/>
               <w:spacing w:before="0" w:after="0"/>
               <w:jc w:val="start"/>
@@ -2281,7 +2281,7 @@
             <w:pPr>
               <w:pStyle w:val="TableContents"/>
               <w:suppressAutoHyphens w:val="true"/>
-              <w:overflowPunct w:val="true"/>
+              <w:overflowPunct w:val="false"/>
               <w:bidi w:val="0"/>
               <w:spacing w:before="0" w:after="0"/>
               <w:jc w:val="start"/>
@@ -2335,7 +2335,7 @@
             <w:pPr>
               <w:pStyle w:val="TableContents"/>
               <w:suppressAutoHyphens w:val="true"/>
-              <w:overflowPunct w:val="true"/>
+              <w:overflowPunct w:val="false"/>
               <w:bidi w:val="0"/>
               <w:spacing w:before="0" w:after="0"/>
               <w:jc w:val="start"/>
@@ -2389,7 +2389,7 @@
             <w:pPr>
               <w:pStyle w:val="TableContents"/>
               <w:suppressAutoHyphens w:val="true"/>
-              <w:overflowPunct w:val="true"/>
+              <w:overflowPunct w:val="false"/>
               <w:bidi w:val="0"/>
               <w:spacing w:before="0" w:after="0"/>
               <w:jc w:val="start"/>
@@ -2443,7 +2443,7 @@
             <w:pPr>
               <w:pStyle w:val="TableContents"/>
               <w:suppressAutoHyphens w:val="true"/>
-              <w:overflowPunct w:val="true"/>
+              <w:overflowPunct w:val="false"/>
               <w:bidi w:val="0"/>
               <w:spacing w:before="0" w:after="0"/>
               <w:jc w:val="start"/>
@@ -2497,7 +2497,7 @@
             <w:pPr>
               <w:pStyle w:val="TableContents"/>
               <w:suppressAutoHyphens w:val="true"/>
-              <w:overflowPunct w:val="true"/>
+              <w:overflowPunct w:val="false"/>
               <w:bidi w:val="0"/>
               <w:spacing w:before="0" w:after="0"/>
               <w:jc w:val="start"/>
@@ -2838,7 +2838,7 @@
             <w:pPr>
               <w:pStyle w:val="TableContents"/>
               <w:suppressAutoHyphens w:val="true"/>
-              <w:overflowPunct w:val="true"/>
+              <w:overflowPunct w:val="false"/>
               <w:bidi w:val="0"/>
               <w:spacing w:before="0" w:after="0"/>
               <w:jc w:val="center"/>
@@ -3220,7 +3220,23 @@
                 <w:b/>
                 <w:bCs/>
               </w:rPr>
-              <w:t xml:space="preserve">Do 22.07. </w:t>
+              <w:t>Do 2</w:t>
+            </w:r>
+            <w:r>
+              <w:rPr>
+                <w:rFonts w:ascii="Bricolage Grotesque" w:hAnsi="Bricolage Grotesque"/>
+                <w:b/>
+                <w:bCs/>
+              </w:rPr>
+              <w:t>3</w:t>
+            </w:r>
+            <w:r>
+              <w:rPr>
+                <w:rFonts w:ascii="Bricolage Grotesque" w:hAnsi="Bricolage Grotesque"/>
+                <w:b/>
+                <w:bCs/>
+              </w:rPr>
+              <w:t xml:space="preserve">.07. </w:t>
             </w:r>
           </w:p>
         </w:tc>
@@ -3244,7 +3260,23 @@
                 <w:b/>
                 <w:bCs/>
               </w:rPr>
-              <w:t>Fr 23.07.</w:t>
+              <w:t>Fr 2</w:t>
+            </w:r>
+            <w:r>
+              <w:rPr>
+                <w:rFonts w:ascii="Bricolage Grotesque" w:hAnsi="Bricolage Grotesque"/>
+                <w:b/>
+                <w:bCs/>
+              </w:rPr>
+              <w:t>4</w:t>
+            </w:r>
+            <w:r>
+              <w:rPr>
+                <w:rFonts w:ascii="Bricolage Grotesque" w:hAnsi="Bricolage Grotesque"/>
+                <w:b/>
+                <w:bCs/>
+              </w:rPr>
+              <w:t>.07.</w:t>
             </w:r>
           </w:p>
         </w:tc>
@@ -3270,7 +3302,23 @@
                 <w:b/>
                 <w:bCs/>
               </w:rPr>
-              <w:t>Sa 24.07.</w:t>
+              <w:t>Sa 2</w:t>
+            </w:r>
+            <w:r>
+              <w:rPr>
+                <w:rFonts w:ascii="Bricolage Grotesque" w:hAnsi="Bricolage Grotesque"/>
+                <w:b/>
+                <w:bCs/>
+              </w:rPr>
+              <w:t>5</w:t>
+            </w:r>
+            <w:r>
+              <w:rPr>
+                <w:rFonts w:ascii="Bricolage Grotesque" w:hAnsi="Bricolage Grotesque"/>
+                <w:b/>
+                <w:bCs/>
+              </w:rPr>
+              <w:t>.07.</w:t>
             </w:r>
           </w:p>
         </w:tc>
@@ -3338,7 +3386,7 @@
             <w:pPr>
               <w:pStyle w:val="TableContents"/>
               <w:suppressAutoHyphens w:val="true"/>
-              <w:overflowPunct w:val="true"/>
+              <w:overflowPunct w:val="false"/>
               <w:bidi w:val="0"/>
               <w:spacing w:before="0" w:after="0"/>
               <w:jc w:val="center"/>
@@ -3370,7 +3418,7 @@
             <w:pPr>
               <w:pStyle w:val="TableContents"/>
               <w:suppressAutoHyphens w:val="true"/>
-              <w:overflowPunct w:val="true"/>
+              <w:overflowPunct w:val="false"/>
               <w:bidi w:val="0"/>
               <w:spacing w:before="0" w:after="0"/>
               <w:jc w:val="center"/>
@@ -3402,7 +3450,7 @@
             <w:pPr>
               <w:pStyle w:val="TableContents"/>
               <w:suppressAutoHyphens w:val="true"/>
-              <w:overflowPunct w:val="true"/>
+              <w:overflowPunct w:val="false"/>
               <w:bidi w:val="0"/>
               <w:spacing w:before="0" w:after="0"/>
               <w:jc w:val="center"/>
@@ -3434,7 +3482,7 @@
             <w:pPr>
               <w:pStyle w:val="TableContents"/>
               <w:suppressAutoHyphens w:val="true"/>
-              <w:overflowPunct w:val="true"/>
+              <w:overflowPunct w:val="false"/>
               <w:bidi w:val="0"/>
               <w:spacing w:before="0" w:after="0"/>
               <w:jc w:val="center"/>
@@ -3466,7 +3514,7 @@
             <w:pPr>
               <w:pStyle w:val="TableContents"/>
               <w:suppressAutoHyphens w:val="true"/>
-              <w:overflowPunct w:val="true"/>
+              <w:overflowPunct w:val="false"/>
               <w:bidi w:val="0"/>
               <w:spacing w:before="0" w:after="0"/>
               <w:jc w:val="center"/>
@@ -3507,7 +3555,7 @@
             <w:pPr>
               <w:pStyle w:val="TableContents"/>
               <w:suppressAutoHyphens w:val="true"/>
-              <w:overflowPunct w:val="true"/>
+              <w:overflowPunct w:val="false"/>
               <w:bidi w:val="0"/>
               <w:spacing w:before="0" w:after="0"/>
               <w:jc w:val="start"/>
@@ -3570,7 +3618,7 @@
             <w:pPr>
               <w:pStyle w:val="TableContents"/>
               <w:suppressAutoHyphens w:val="true"/>
-              <w:overflowPunct w:val="true"/>
+              <w:overflowPunct w:val="false"/>
               <w:bidi w:val="0"/>
               <w:spacing w:before="0" w:after="0"/>
               <w:jc w:val="start"/>
@@ -3633,7 +3681,7 @@
             <w:pPr>
               <w:pStyle w:val="TableContents"/>
               <w:suppressAutoHyphens w:val="true"/>
-              <w:overflowPunct w:val="true"/>
+              <w:overflowPunct w:val="false"/>
               <w:bidi w:val="0"/>
               <w:spacing w:before="0" w:after="0"/>
               <w:jc w:val="start"/>
@@ -3696,7 +3744,7 @@
             <w:pPr>
               <w:pStyle w:val="TableContents"/>
               <w:suppressAutoHyphens w:val="true"/>
-              <w:overflowPunct w:val="true"/>
+              <w:overflowPunct w:val="false"/>
               <w:bidi w:val="0"/>
               <w:spacing w:before="0" w:after="0"/>
               <w:jc w:val="start"/>
@@ -3759,7 +3807,7 @@
             <w:pPr>
               <w:pStyle w:val="TableContents"/>
               <w:suppressAutoHyphens w:val="true"/>
-              <w:overflowPunct w:val="true"/>
+              <w:overflowPunct w:val="false"/>
               <w:bidi w:val="0"/>
               <w:spacing w:before="0" w:after="0"/>
               <w:jc w:val="start"/>
@@ -3822,7 +3870,7 @@
             <w:pPr>
               <w:pStyle w:val="TableContents"/>
               <w:suppressAutoHyphens w:val="true"/>
-              <w:overflowPunct w:val="true"/>
+              <w:overflowPunct w:val="false"/>
               <w:bidi w:val="0"/>
               <w:spacing w:before="0" w:after="0"/>
               <w:jc w:val="center"/>
@@ -3854,7 +3902,7 @@
             <w:pPr>
               <w:pStyle w:val="TableContents"/>
               <w:suppressAutoHyphens w:val="true"/>
-              <w:overflowPunct w:val="true"/>
+              <w:overflowPunct w:val="false"/>
               <w:bidi w:val="0"/>
               <w:spacing w:before="0" w:after="0"/>
               <w:jc w:val="center"/>
@@ -3886,7 +3934,7 @@
             <w:pPr>
               <w:pStyle w:val="TableContents"/>
               <w:suppressAutoHyphens w:val="true"/>
-              <w:overflowPunct w:val="true"/>
+              <w:overflowPunct w:val="false"/>
               <w:bidi w:val="0"/>
               <w:spacing w:before="0" w:after="0"/>
               <w:jc w:val="center"/>
@@ -3918,7 +3966,7 @@
             <w:pPr>
               <w:pStyle w:val="TableContents"/>
               <w:suppressAutoHyphens w:val="true"/>
-              <w:overflowPunct w:val="true"/>
+              <w:overflowPunct w:val="false"/>
               <w:bidi w:val="0"/>
               <w:spacing w:before="0" w:after="0"/>
               <w:jc w:val="center"/>
@@ -3950,7 +3998,7 @@
             <w:pPr>
               <w:pStyle w:val="TableContents"/>
               <w:suppressAutoHyphens w:val="true"/>
-              <w:overflowPunct w:val="true"/>
+              <w:overflowPunct w:val="false"/>
               <w:bidi w:val="0"/>
               <w:spacing w:before="0" w:after="0"/>
               <w:jc w:val="center"/>
@@ -3982,7 +4030,7 @@
             <w:pPr>
               <w:pStyle w:val="TableContents"/>
               <w:suppressAutoHyphens w:val="true"/>
-              <w:overflowPunct w:val="true"/>
+              <w:overflowPunct w:val="false"/>
               <w:bidi w:val="0"/>
               <w:spacing w:before="0" w:after="0"/>
               <w:jc w:val="center"/>
@@ -4075,7 +4123,7 @@
             <w:pPr>
               <w:pStyle w:val="TableContents"/>
               <w:suppressAutoHyphens w:val="true"/>
-              <w:overflowPunct w:val="true"/>
+              <w:overflowPunct w:val="false"/>
               <w:bidi w:val="0"/>
               <w:spacing w:before="0" w:after="0"/>
               <w:jc w:val="start"/>
@@ -4115,7 +4163,7 @@
             <w:pPr>
               <w:pStyle w:val="TableContents"/>
               <w:suppressAutoHyphens w:val="true"/>
-              <w:overflowPunct w:val="true"/>
+              <w:overflowPunct w:val="false"/>
               <w:bidi w:val="0"/>
               <w:spacing w:before="0" w:after="0"/>
               <w:jc w:val="start"/>
@@ -4178,7 +4226,7 @@
             <w:pPr>
               <w:pStyle w:val="TableContents"/>
               <w:suppressAutoHyphens w:val="true"/>
-              <w:overflowPunct w:val="true"/>
+              <w:overflowPunct w:val="false"/>
               <w:bidi w:val="0"/>
               <w:spacing w:before="0" w:after="0"/>
               <w:jc w:val="start"/>
@@ -4241,7 +4289,7 @@
             <w:pPr>
               <w:pStyle w:val="TableContents"/>
               <w:suppressAutoHyphens w:val="true"/>
-              <w:overflowPunct w:val="true"/>
+              <w:overflowPunct w:val="false"/>
               <w:bidi w:val="0"/>
               <w:spacing w:before="0" w:after="0"/>
               <w:jc w:val="start"/>
@@ -4304,7 +4352,7 @@
             <w:pPr>
               <w:pStyle w:val="TableContents"/>
               <w:suppressAutoHyphens w:val="true"/>
-              <w:overflowPunct w:val="true"/>
+              <w:overflowPunct w:val="false"/>
               <w:bidi w:val="0"/>
               <w:spacing w:before="0" w:after="0"/>
               <w:jc w:val="start"/>
@@ -4367,7 +4415,7 @@
             <w:pPr>
               <w:pStyle w:val="TableContents"/>
               <w:suppressAutoHyphens w:val="true"/>
-              <w:overflowPunct w:val="true"/>
+              <w:overflowPunct w:val="false"/>
               <w:bidi w:val="0"/>
               <w:spacing w:before="0" w:after="0"/>
               <w:jc w:val="start"/>
@@ -4431,7 +4479,7 @@
             <w:pPr>
               <w:pStyle w:val="TableContents"/>
               <w:suppressAutoHyphens w:val="true"/>
-              <w:overflowPunct w:val="true"/>
+              <w:overflowPunct w:val="false"/>
               <w:bidi w:val="0"/>
               <w:spacing w:before="0" w:after="0"/>
               <w:jc w:val="start"/>
@@ -4523,7 +4571,7 @@
             <w:pPr>
               <w:pStyle w:val="TableContents"/>
               <w:suppressAutoHyphens w:val="true"/>
-              <w:overflowPunct w:val="true"/>
+              <w:overflowPunct w:val="false"/>
               <w:bidi w:val="0"/>
               <w:spacing w:before="0" w:after="0"/>
               <w:jc w:val="start"/>
@@ -4563,7 +4611,7 @@
             <w:pPr>
               <w:pStyle w:val="TableContents"/>
               <w:suppressAutoHyphens w:val="true"/>
-              <w:overflowPunct w:val="true"/>
+              <w:overflowPunct w:val="false"/>
               <w:bidi w:val="0"/>
               <w:spacing w:before="0" w:after="0"/>
               <w:jc w:val="start"/>
@@ -4626,7 +4674,7 @@
             <w:pPr>
               <w:pStyle w:val="TableContents"/>
               <w:suppressAutoHyphens w:val="true"/>
-              <w:overflowPunct w:val="true"/>
+              <w:overflowPunct w:val="false"/>
               <w:bidi w:val="0"/>
               <w:spacing w:before="0" w:after="0"/>
               <w:jc w:val="start"/>
@@ -4689,7 +4737,7 @@
             <w:pPr>
               <w:pStyle w:val="TableContents"/>
               <w:suppressAutoHyphens w:val="true"/>
-              <w:overflowPunct w:val="true"/>
+              <w:overflowPunct w:val="false"/>
               <w:bidi w:val="0"/>
               <w:spacing w:before="0" w:after="0"/>
               <w:jc w:val="start"/>
@@ -4752,7 +4800,7 @@
             <w:pPr>
               <w:pStyle w:val="TableContents"/>
               <w:suppressAutoHyphens w:val="true"/>
-              <w:overflowPunct w:val="true"/>
+              <w:overflowPunct w:val="false"/>
               <w:bidi w:val="0"/>
               <w:spacing w:before="0" w:after="0"/>
               <w:jc w:val="start"/>
@@ -4815,7 +4863,7 @@
             <w:pPr>
               <w:pStyle w:val="TableContents"/>
               <w:suppressAutoHyphens w:val="true"/>
-              <w:overflowPunct w:val="true"/>
+              <w:overflowPunct w:val="false"/>
               <w:bidi w:val="0"/>
               <w:spacing w:before="0" w:after="0"/>
               <w:jc w:val="start"/>
@@ -4879,7 +4927,7 @@
             <w:pPr>
               <w:pStyle w:val="TableContents"/>
               <w:suppressAutoHyphens w:val="true"/>
-              <w:overflowPunct w:val="true"/>
+              <w:overflowPunct w:val="false"/>
               <w:bidi w:val="0"/>
               <w:spacing w:before="0" w:after="0"/>
               <w:jc w:val="start"/>
@@ -4942,7 +4990,7 @@
             <w:pPr>
               <w:pStyle w:val="TableContents"/>
               <w:suppressAutoHyphens w:val="true"/>
-              <w:overflowPunct w:val="true"/>
+              <w:overflowPunct w:val="false"/>
               <w:bidi w:val="0"/>
               <w:spacing w:before="0" w:after="0"/>
               <w:jc w:val="end"/>
@@ -4982,7 +5030,7 @@
           <w:p>
             <w:pPr>
               <w:pStyle w:val="TableContents"/>
-              <w:overflowPunct w:val="true"/>
+              <w:overflowPunct w:val="false"/>
               <w:bidi w:val="0"/>
               <w:spacing w:before="0" w:after="0"/>
               <w:jc w:val="start"/>
@@ -5014,7 +5062,7 @@
           <w:p>
             <w:pPr>
               <w:pStyle w:val="TableContents"/>
-              <w:overflowPunct w:val="true"/>
+              <w:overflowPunct w:val="false"/>
               <w:bidi w:val="0"/>
               <w:spacing w:before="0" w:after="0"/>
               <w:jc w:val="start"/>
@@ -5051,7 +5099,7 @@
             <w:pPr>
               <w:pStyle w:val="TableContents"/>
               <w:suppressAutoHyphens w:val="true"/>
-              <w:overflowPunct w:val="true"/>
+              <w:overflowPunct w:val="false"/>
               <w:bidi w:val="0"/>
               <w:spacing w:before="0" w:after="0"/>
               <w:jc w:val="start"/>
@@ -5114,7 +5162,7 @@
             <w:pPr>
               <w:pStyle w:val="TableContents"/>
               <w:suppressAutoHyphens w:val="true"/>
-              <w:overflowPunct w:val="true"/>
+              <w:overflowPunct w:val="false"/>
               <w:bidi w:val="0"/>
               <w:spacing w:before="0" w:after="0"/>
               <w:jc w:val="start"/>
@@ -5177,7 +5225,7 @@
             <w:pPr>
               <w:pStyle w:val="TableContents"/>
               <w:suppressAutoHyphens w:val="true"/>
-              <w:overflowPunct w:val="true"/>
+              <w:overflowPunct w:val="false"/>
               <w:bidi w:val="0"/>
               <w:spacing w:before="0" w:after="0"/>
               <w:jc w:val="start"/>
@@ -5240,7 +5288,7 @@
             <w:pPr>
               <w:pStyle w:val="TableContents"/>
               <w:suppressAutoHyphens w:val="true"/>
-              <w:overflowPunct w:val="true"/>
+              <w:overflowPunct w:val="false"/>
               <w:bidi w:val="0"/>
               <w:spacing w:before="0" w:after="0"/>
               <w:jc w:val="start"/>
@@ -5303,7 +5351,7 @@
             <w:pPr>
               <w:pStyle w:val="TableContents"/>
               <w:suppressAutoHyphens w:val="true"/>
-              <w:overflowPunct w:val="true"/>
+              <w:overflowPunct w:val="false"/>
               <w:bidi w:val="0"/>
               <w:spacing w:before="0" w:after="0"/>
               <w:jc w:val="start"/>
@@ -5367,7 +5415,7 @@
             <w:pPr>
               <w:pStyle w:val="TableContents"/>
               <w:suppressAutoHyphens w:val="true"/>
-              <w:overflowPunct w:val="true"/>
+              <w:overflowPunct w:val="false"/>
               <w:bidi w:val="0"/>
               <w:spacing w:before="0" w:after="0"/>
               <w:jc w:val="start"/>
@@ -5453,7 +5501,7 @@
           <w:p>
             <w:pPr>
               <w:pStyle w:val="TableContents"/>
-              <w:overflowPunct w:val="true"/>
+              <w:overflowPunct w:val="false"/>
               <w:bidi w:val="0"/>
               <w:spacing w:before="0" w:after="0"/>
               <w:jc w:val="start"/>
@@ -5485,7 +5533,7 @@
           <w:p>
             <w:pPr>
               <w:pStyle w:val="TableContents"/>
-              <w:overflowPunct w:val="true"/>
+              <w:overflowPunct w:val="false"/>
               <w:bidi w:val="0"/>
               <w:spacing w:before="0" w:after="0"/>
               <w:jc w:val="start"/>
@@ -5520,7 +5568,7 @@
             <w:pPr>
               <w:pStyle w:val="TableContents"/>
               <w:suppressAutoHyphens w:val="true"/>
-              <w:overflowPunct w:val="true"/>
+              <w:overflowPunct w:val="false"/>
               <w:bidi w:val="0"/>
               <w:spacing w:before="0" w:after="0"/>
               <w:jc w:val="start"/>
@@ -5581,7 +5629,7 @@
             <w:pPr>
               <w:pStyle w:val="TableContents"/>
               <w:suppressAutoHyphens w:val="true"/>
-              <w:overflowPunct w:val="true"/>
+              <w:overflowPunct w:val="false"/>
               <w:bidi w:val="0"/>
               <w:spacing w:before="0" w:after="0"/>
               <w:jc w:val="start"/>
@@ -5642,7 +5690,7 @@
             <w:pPr>
               <w:pStyle w:val="TableContents"/>
               <w:suppressAutoHyphens w:val="true"/>
-              <w:overflowPunct w:val="true"/>
+              <w:overflowPunct w:val="false"/>
               <w:bidi w:val="0"/>
               <w:spacing w:before="0" w:after="0"/>
               <w:jc w:val="start"/>
@@ -5703,7 +5751,7 @@
             <w:pPr>
               <w:pStyle w:val="TableContents"/>
               <w:suppressAutoHyphens w:val="true"/>
-              <w:overflowPunct w:val="true"/>
+              <w:overflowPunct w:val="false"/>
               <w:bidi w:val="0"/>
               <w:spacing w:before="0" w:after="0"/>
               <w:jc w:val="start"/>
@@ -5764,7 +5812,7 @@
             <w:pPr>
               <w:pStyle w:val="TableContents"/>
               <w:suppressAutoHyphens w:val="true"/>
-              <w:overflowPunct w:val="true"/>
+              <w:overflowPunct w:val="false"/>
               <w:bidi w:val="0"/>
               <w:spacing w:before="0" w:after="0"/>
               <w:jc w:val="start"/>
@@ -5826,7 +5874,7 @@
             <w:pPr>
               <w:pStyle w:val="TableContents"/>
               <w:suppressAutoHyphens w:val="true"/>
-              <w:overflowPunct w:val="true"/>
+              <w:overflowPunct w:val="false"/>
               <w:bidi w:val="0"/>
               <w:spacing w:before="0" w:after="0"/>
               <w:jc w:val="start"/>
@@ -6157,7 +6205,7 @@
             <w:pPr>
               <w:pStyle w:val="TableContents"/>
               <w:suppressAutoHyphens w:val="true"/>
-              <w:overflowPunct w:val="true"/>
+              <w:overflowPunct w:val="false"/>
               <w:bidi w:val="0"/>
               <w:spacing w:before="0" w:after="0"/>
               <w:jc w:val="center"/>
@@ -6263,7 +6311,7 @@
         <w:tab w:val="right" w:pos="14564" w:leader="none"/>
       </w:tabs>
       <w:suppressAutoHyphens w:val="true"/>
-      <w:overflowPunct w:val="true"/>
+      <w:overflowPunct w:val="false"/>
       <w:bidi w:val="0"/>
       <w:spacing w:before="0" w:after="0"/>
       <w:jc w:val="start"/>
@@ -6301,7 +6349,7 @@
         <w:tab w:val="right" w:pos="14564" w:leader="none"/>
       </w:tabs>
       <w:suppressAutoHyphens w:val="true"/>
-      <w:overflowPunct w:val="true"/>
+      <w:overflowPunct w:val="false"/>
       <w:bidi w:val="0"/>
       <w:spacing w:before="0" w:after="0"/>
       <w:jc w:val="start"/>
@@ -6353,7 +6401,7 @@
     <w:pPr>
       <w:widowControl/>
       <w:suppressAutoHyphens w:val="true"/>
-      <w:overflowPunct w:val="true"/>
+      <w:overflowPunct w:val="false"/>
       <w:bidi w:val="0"/>
       <w:spacing w:before="0" w:after="0"/>
       <w:jc w:val="start"/>
